--- a/blog/CX-AI-Repricing-Contact-Center.docx
+++ b/blog/CX-AI-Repricing-Contact-Center.docx
@@ -67,7 +67,7 @@
         </w:rPr>
         <w:t xml:space="preserve">The most telling story in customer experience this year is not a product launch. It is a repricing. Markets are </w:t>
       </w:r>
-      <w:hyperlink w:history="1" r:id="rIdeotco8m-lkdrsfsxwayld">
+      <w:hyperlink w:history="1" r:id="rIdsuq70j22tfjcatj9bkqpi">
         <w:r>
           <w:rPr>
             <w:rStyle w:val="Hyperlink"/>
@@ -84,7 +84,7 @@
         </w:rPr>
         <w:t xml:space="preserve">, dumping shares in outsourcing leaders like Teleperformance and Concentrix on the bet that automation will hollow out their core business. The logic is brutal and simple: the human cost floor for a customer interaction has sat at roughly $6 to $12 for years, while AI is pushing the marginal cost of a resolved ticket below $1.50. In a </w:t>
       </w:r>
-      <w:hyperlink w:history="1" r:id="rIdxetp-50eyt5dytsta4wke">
+      <w:hyperlink w:history="1" r:id="rIdiepazy6p7wlzp0kvw_czi">
         <w:r>
           <w:rPr>
             <w:rStyle w:val="Hyperlink"/>
@@ -113,7 +113,7 @@
         </w:rPr>
         <w:t xml:space="preserve">The forecasts behind the sell-off are not fringe. Gartner has projected that conversational AI would </w:t>
       </w:r>
-      <w:hyperlink w:history="1" r:id="rIde4dd28vv5qts5okigggnn">
+      <w:hyperlink w:history="1" r:id="rIdja_bulzax_vrgnebjywki">
         <w:r>
           <w:rPr>
             <w:rStyle w:val="Hyperlink"/>
@@ -130,7 +130,7 @@
         </w:rPr>
         <w:t xml:space="preserve">, noting that labor can account for up to 95% of contact-center costs. More recently, it predicted that </w:t>
       </w:r>
-      <w:hyperlink w:history="1" r:id="rIdtrn_sqac2pyi83qohsqcy">
+      <w:hyperlink w:history="1" r:id="rIdqhjufr0rngpsuimt844e3">
         <w:r>
           <w:rPr>
             <w:rStyle w:val="Hyperlink"/>
@@ -147,7 +147,7 @@
         </w:rPr>
         <w:t xml:space="preserve">, cutting operational costs by around 30%. This is no longer scripted chatbots. Today's </w:t>
       </w:r>
-      <w:hyperlink w:history="1" r:id="rIdnvvh8andqqfwwtv77yd3w">
+      <w:hyperlink w:history="1" r:id="rIdykrmdfj89xftkt3ud01j6">
         <w:r>
           <w:rPr>
             <w:rStyle w:val="Hyperlink"/>
@@ -189,24 +189,41 @@
           <w:sz w:val="22"/>
           <w:szCs w:val="22"/>
         </w:rPr>
-        <w:t xml:space="preserve">Here is where the headline gets more interesting than the stock chart. The savings are real, but the wholesale replacement of humans is running well ahead of what is actually happening. In Gartner's own surveying, </w:t>
-      </w:r>
-      <w:hyperlink w:history="1" r:id="rId2sidfiyqvh08k1fyrc0an">
-        <w:r>
-          <w:rPr>
-            <w:rStyle w:val="Hyperlink"/>
-            <w:sz w:val="22"/>
-            <w:szCs w:val="22"/>
-          </w:rPr>
-          <w:t xml:space="preserve">executive pressure to deploy AI is near-universal while actual staffing cuts are not</w:t>
-        </w:r>
-      </w:hyperlink>
-      <w:r>
-        <w:rPr>
-          <w:sz w:val="22"/>
-          <w:szCs w:val="22"/>
-        </w:rPr>
-        <w:t xml:space="preserve">: roughly nine in ten service leaders report pressure from the top to adopt AI, yet only about one in five have genuinely reduced headcount because of it. Gartner goes further, expecting that half of the organizations that cut staff citing AI will rehire for similar work, under new titles, within a couple of years.</w:t>
+        <w:t xml:space="preserve">Here is where the headline gets more interesting than the stock chart. The savings are real, but the wholesale replacement of humans is running well ahead of what is actually happening. Gartner's own data shows the gap: </w:t>
+      </w:r>
+      <w:hyperlink w:history="1" r:id="rIdpszbia8nae8vx_ojnjpui">
+        <w:r>
+          <w:rPr>
+            <w:rStyle w:val="Hyperlink"/>
+            <w:sz w:val="22"/>
+            <w:szCs w:val="22"/>
+          </w:rPr>
+          <w:t xml:space="preserve">91% of customer service leaders report executive pressure to implement AI</w:t>
+        </w:r>
+      </w:hyperlink>
+      <w:r>
+        <w:rPr>
+          <w:sz w:val="22"/>
+          <w:szCs w:val="22"/>
+        </w:rPr>
+        <w:t xml:space="preserve">, yet </w:t>
+      </w:r>
+      <w:hyperlink w:history="1" r:id="rIdj95t2h-0nks4ile8e44nk">
+        <w:r>
+          <w:rPr>
+            <w:rStyle w:val="Hyperlink"/>
+            <w:sz w:val="22"/>
+            <w:szCs w:val="22"/>
+          </w:rPr>
+          <w:t xml:space="preserve">only about one in five have actually reduced headcount because of it, and Gartner expects half of the companies that did cut staff to rehire for similar work, under new titles, by 2027</w:t>
+        </w:r>
+      </w:hyperlink>
+      <w:r>
+        <w:rPr>
+          <w:sz w:val="22"/>
+          <w:szCs w:val="22"/>
+        </w:rPr>
+        <w:t xml:space="preserve">.</w:t>
       </w:r>
     </w:p>
     <w:p>
@@ -220,7 +237,7 @@
         </w:rPr>
         <w:t xml:space="preserve">Why the gap between the forecast and the floor? Because the cheap ticket and the good outcome are not the same product. Automating a password reset is easy. Handling a disputed charge, a fraud alert, a hardship case, or a confused first-time borrower is not, and getting it wrong in financial services is expensive in ways a per-interaction cost model does not capture. The industry's own emerging answer is not "bots instead of people" but a </w:t>
       </w:r>
-      <w:hyperlink w:history="1" r:id="rIdbjwonr2d-zun10k7jcok0">
+      <w:hyperlink w:history="1" r:id="rIdiebpt7abhttpwmsjfzj-s">
         <w:r>
           <w:rPr>
             <w:rStyle w:val="Hyperlink"/>
@@ -264,7 +281,7 @@
         </w:rPr>
         <w:t xml:space="preserve">If AI collapses the cost of a basic answer to near zero, the value migrates to the things it cannot yet do cheaply and consistently: judgment, trust, and language. That last one is underrated. In 2026, </w:t>
       </w:r>
-      <w:hyperlink w:history="1" r:id="rId-dx12byre7w0eocqskgmo">
+      <w:hyperlink w:history="1" r:id="rIdte6zmmcgd5uh_pt-loeck">
         <w:r>
           <w:rPr>
             <w:rStyle w:val="Hyperlink"/>
@@ -351,7 +368,7 @@
         </w:rPr>
         <w:t xml:space="preserve"> </w:t>
       </w:r>
-      <w:hyperlink w:history="1" r:id="rId3wcd4fscoybayq2afpccg">
+      <w:hyperlink w:history="1" r:id="rIdc23rpdr4j_aw_uj-cap7a">
         <w:r>
           <w:rPr>
             <w:rStyle w:val="Hyperlink"/>
@@ -368,7 +385,7 @@
         </w:rPr>
         <w:t xml:space="preserve">, </w:t>
       </w:r>
-      <w:hyperlink w:history="1" r:id="rIdsfg8h0lwgbg-govwbdahb">
+      <w:hyperlink w:history="1" r:id="rId-o63mdbwengwsdih22tgw">
         <w:r>
           <w:rPr>
             <w:rStyle w:val="Hyperlink"/>
@@ -385,7 +402,7 @@
         </w:rPr>
         <w:t xml:space="preserve">, and </w:t>
       </w:r>
-      <w:hyperlink w:history="1" r:id="rIdljkej5e4ov3jqdcfzmdpv">
+      <w:hyperlink w:history="1" r:id="rIdpibq9efzcq0twfftmhseh">
         <w:r>
           <w:rPr>
             <w:rStyle w:val="Hyperlink"/>
@@ -409,7 +426,7 @@
           <w:sz w:val="22"/>
           <w:szCs w:val="22"/>
         </w:rPr>
-        <w:t xml:space="preserve">(swap for live URLs)</w:t>
+        <w:t xml:space="preserve">(Buying Loyalty URL is a placeholder)</w:t>
       </w:r>
       <w:r>
         <w:rPr>
@@ -461,7 +478,7 @@
         </w:rPr>
         <w:t xml:space="preserve">Call center giants are being repriced out of existence before AI has finished the job (BPO stock sell-off; $6-12 to sub-$1.50 per interaction): </w:t>
       </w:r>
-      <w:hyperlink w:history="1" r:id="rIdnq2-xxvolcsmchgwvsza2">
+      <w:hyperlink w:history="1" r:id="rIdc0peehokvs5cuaksmi6x3">
         <w:r>
           <w:rPr>
             <w:rStyle w:val="Hyperlink"/>
@@ -488,7 +505,7 @@
         </w:rPr>
         <w:t xml:space="preserve">Global BPO market size and leaders (Teleperformance, Concentrix; $280B+ market): </w:t>
       </w:r>
-      <w:hyperlink w:history="1" r:id="rIdhbsc_ejfzqlb72ba3ug8x">
+      <w:hyperlink w:history="1" r:id="rIdncw5xooo1dl-vhbmdcj4f">
         <w:r>
           <w:rPr>
             <w:rStyle w:val="Hyperlink"/>
@@ -531,7 +548,7 @@
         </w:rPr>
         <w:t xml:space="preserve"> (Aug 31, 2022): </w:t>
       </w:r>
-      <w:hyperlink w:history="1" r:id="rId3w2nickupqdngje4tgr8s">
+      <w:hyperlink w:history="1" r:id="rIdefiqbldhpogyi_t7ku4bb">
         <w:r>
           <w:rPr>
             <w:rStyle w:val="Hyperlink"/>
@@ -574,7 +591,7 @@
         </w:rPr>
         <w:t xml:space="preserve"> (Mar 5, 2025): </w:t>
       </w:r>
-      <w:hyperlink w:history="1" r:id="rIdmfdmiqpurbokqw2ioki0j">
+      <w:hyperlink w:history="1" r:id="rIdjl1rvyueaczifqb6dq6gu">
         <w:r>
           <w:rPr>
             <w:rStyle w:val="Hyperlink"/>
@@ -599,16 +616,32 @@
           <w:sz w:val="22"/>
           <w:szCs w:val="22"/>
         </w:rPr>
-        <w:t xml:space="preserve">Gartner survey data on executive pressure vs. actual staffing cuts, and expected rehiring: </w:t>
-      </w:r>
-      <w:hyperlink w:history="1" r:id="rId4npengdsuultleehujdzk">
-        <w:r>
-          <w:rPr>
-            <w:rStyle w:val="Hyperlink"/>
-            <w:sz w:val="22"/>
-            <w:szCs w:val="22"/>
-          </w:rPr>
-          <w:t xml:space="preserve">Veribl analysis</w:t>
+        <w:t xml:space="preserve">Gartner, </w:t>
+      </w:r>
+      <w:r>
+        <w:rPr>
+          <w:i/>
+          <w:iCs/>
+          <w:sz w:val="22"/>
+          <w:szCs w:val="22"/>
+        </w:rPr>
+        <w:t xml:space="preserve">91% of Customer Service Leaders Under Pressure to Implement AI in 2026</w:t>
+      </w:r>
+      <w:r>
+        <w:rPr>
+          <w:sz w:val="22"/>
+          <w:szCs w:val="22"/>
+        </w:rPr>
+        <w:t xml:space="preserve"> (Feb 18, 2026): </w:t>
+      </w:r>
+      <w:hyperlink w:history="1" r:id="rIdzpe8dt5cx0sumo-v5eshx">
+        <w:r>
+          <w:rPr>
+            <w:rStyle w:val="Hyperlink"/>
+            <w:sz w:val="22"/>
+            <w:szCs w:val="22"/>
+          </w:rPr>
+          <w:t xml:space="preserve">Gartner</w:t>
         </w:r>
       </w:hyperlink>
     </w:p>
@@ -626,16 +659,32 @@
           <w:sz w:val="22"/>
           <w:szCs w:val="22"/>
         </w:rPr>
-        <w:t xml:space="preserve">Agentic AI multi-step actions and the "Tandem Care" human-plus-AI model: </w:t>
-      </w:r>
-      <w:hyperlink w:history="1" r:id="rIdye0n-tucvbn-l41cwym88">
-        <w:r>
-          <w:rPr>
-            <w:rStyle w:val="Hyperlink"/>
-            <w:sz w:val="22"/>
-            <w:szCs w:val="22"/>
-          </w:rPr>
-          <w:t xml:space="preserve">Execs In The Know</w:t>
+        <w:t xml:space="preserve">Gartner, </w:t>
+      </w:r>
+      <w:r>
+        <w:rPr>
+          <w:i/>
+          <w:iCs/>
+          <w:sz w:val="22"/>
+          <w:szCs w:val="22"/>
+        </w:rPr>
+        <w:t xml:space="preserve">Half of Companies That Cut Customer Service Staff Due to AI Will Rehire by 2027</w:t>
+      </w:r>
+      <w:r>
+        <w:rPr>
+          <w:sz w:val="22"/>
+          <w:szCs w:val="22"/>
+        </w:rPr>
+        <w:t xml:space="preserve"> (only ~20% cut staff; Feb 3, 2026): </w:t>
+      </w:r>
+      <w:hyperlink w:history="1" r:id="rIdwjyuypns_hgpom_yplu3b">
+        <w:r>
+          <w:rPr>
+            <w:rStyle w:val="Hyperlink"/>
+            <w:sz w:val="22"/>
+            <w:szCs w:val="22"/>
+          </w:rPr>
+          <w:t xml:space="preserve">Gartner</w:t>
         </w:r>
       </w:hyperlink>
     </w:p>
@@ -653,9 +702,36 @@
           <w:sz w:val="22"/>
           <w:szCs w:val="22"/>
         </w:rPr>
+        <w:t xml:space="preserve">Agentic AI multi-step actions and the "Tandem Care" human-plus-AI model: </w:t>
+      </w:r>
+      <w:hyperlink w:history="1" r:id="rIdouwsrdkyk9c6gcehhupxe">
+        <w:r>
+          <w:rPr>
+            <w:rStyle w:val="Hyperlink"/>
+            <w:sz w:val="22"/>
+            <w:szCs w:val="22"/>
+          </w:rPr>
+          <w:t xml:space="preserve">Execs In The Know</w:t>
+        </w:r>
+      </w:hyperlink>
+    </w:p>
+    <w:p>
+      <w:pPr>
+        <w:pStyle w:val="ListParagraph"/>
+        <w:numPr>
+          <w:ilvl w:val="0"/>
+          <w:numId w:val="2"/>
+        </w:numPr>
+        <w:spacing w:after="100" w:line="288"/>
+      </w:pPr>
+      <w:r>
+        <w:rPr>
+          <w:sz w:val="22"/>
+          <w:szCs w:val="22"/>
+        </w:rPr>
         <w:t xml:space="preserve">The multilingual "parity gap" in AI support (accuracy, tone, guardrails, audit trail, language switching): </w:t>
       </w:r>
-      <w:hyperlink w:history="1" r:id="rIdw9ysmg0imunielg6p9xhl">
+      <w:hyperlink w:history="1" r:id="rIdkxxtcuttj32mh8p-j330h">
         <w:r>
           <w:rPr>
             <w:rStyle w:val="Hyperlink"/>

--- a/blog/CX-AI-Repricing-Contact-Center.docx
+++ b/blog/CX-AI-Repricing-Contact-Center.docx
@@ -67,7 +67,7 @@
         </w:rPr>
         <w:t xml:space="preserve">The most telling story in customer experience this year is not a product launch. It is a repricing. Markets are </w:t>
       </w:r>
-      <w:hyperlink w:history="1" r:id="rIdsuq70j22tfjcatj9bkqpi">
+      <w:hyperlink w:history="1" r:id="rIdaovv8mb5hof3nw6oql4ex">
         <w:r>
           <w:rPr>
             <w:rStyle w:val="Hyperlink"/>
@@ -84,7 +84,7 @@
         </w:rPr>
         <w:t xml:space="preserve">, dumping shares in outsourcing leaders like Teleperformance and Concentrix on the bet that automation will hollow out their core business. The logic is brutal and simple: the human cost floor for a customer interaction has sat at roughly $6 to $12 for years, while AI is pushing the marginal cost of a resolved ticket below $1.50. In a </w:t>
       </w:r>
-      <w:hyperlink w:history="1" r:id="rIdiepazy6p7wlzp0kvw_czi">
+      <w:hyperlink w:history="1" r:id="rIdqki_ejskaifsluqloyq_i">
         <w:r>
           <w:rPr>
             <w:rStyle w:val="Hyperlink"/>
@@ -113,7 +113,7 @@
         </w:rPr>
         <w:t xml:space="preserve">The forecasts behind the sell-off are not fringe. Gartner has projected that conversational AI would </w:t>
       </w:r>
-      <w:hyperlink w:history="1" r:id="rIdja_bulzax_vrgnebjywki">
+      <w:hyperlink w:history="1" r:id="rIdt2st7t1oe5i3urls90j-s">
         <w:r>
           <w:rPr>
             <w:rStyle w:val="Hyperlink"/>
@@ -130,7 +130,7 @@
         </w:rPr>
         <w:t xml:space="preserve">, noting that labor can account for up to 95% of contact-center costs. More recently, it predicted that </w:t>
       </w:r>
-      <w:hyperlink w:history="1" r:id="rIdqhjufr0rngpsuimt844e3">
+      <w:hyperlink w:history="1" r:id="rId9m66ecbc07qfbiuofbo4e">
         <w:r>
           <w:rPr>
             <w:rStyle w:val="Hyperlink"/>
@@ -147,7 +147,7 @@
         </w:rPr>
         <w:t xml:space="preserve">, cutting operational costs by around 30%. This is no longer scripted chatbots. Today's </w:t>
       </w:r>
-      <w:hyperlink w:history="1" r:id="rIdykrmdfj89xftkt3ud01j6">
+      <w:hyperlink w:history="1" r:id="rIdkmweincjyqdtzprznnehv">
         <w:r>
           <w:rPr>
             <w:rStyle w:val="Hyperlink"/>
@@ -191,7 +191,7 @@
         </w:rPr>
         <w:t xml:space="preserve">Here is where the headline gets more interesting than the stock chart. The savings are real, but the wholesale replacement of humans is running well ahead of what is actually happening. Gartner's own data shows the gap: </w:t>
       </w:r>
-      <w:hyperlink w:history="1" r:id="rIdpszbia8nae8vx_ojnjpui">
+      <w:hyperlink w:history="1" r:id="rIdbz5kenobve3ggkfx7vysz">
         <w:r>
           <w:rPr>
             <w:rStyle w:val="Hyperlink"/>
@@ -208,7 +208,7 @@
         </w:rPr>
         <w:t xml:space="preserve">, yet </w:t>
       </w:r>
-      <w:hyperlink w:history="1" r:id="rIdj95t2h-0nks4ile8e44nk">
+      <w:hyperlink w:history="1" r:id="rIdd8jswspfl6znw_i3ixvk1">
         <w:r>
           <w:rPr>
             <w:rStyle w:val="Hyperlink"/>
@@ -237,7 +237,7 @@
         </w:rPr>
         <w:t xml:space="preserve">Why the gap between the forecast and the floor? Because the cheap ticket and the good outcome are not the same product. Automating a password reset is easy. Handling a disputed charge, a fraud alert, a hardship case, or a confused first-time borrower is not, and getting it wrong in financial services is expensive in ways a per-interaction cost model does not capture. The industry's own emerging answer is not "bots instead of people" but a </w:t>
       </w:r>
-      <w:hyperlink w:history="1" r:id="rIdiebpt7abhttpwmsjfzj-s">
+      <w:hyperlink w:history="1" r:id="rId_firgi5zxesmsqbiih8-s">
         <w:r>
           <w:rPr>
             <w:rStyle w:val="Hyperlink"/>
@@ -253,6 +253,52 @@
           <w:szCs w:val="22"/>
         </w:rPr>
         <w:t xml:space="preserve">, with the handoffs invisible to the customer.</w:t>
+      </w:r>
+    </w:p>
+    <w:p>
+      <w:pPr>
+        <w:spacing w:after="160" w:line="288"/>
+      </w:pPr>
+      <w:r>
+        <w:rPr>
+          <w:sz w:val="22"/>
+          <w:szCs w:val="22"/>
+        </w:rPr>
+        <w:t xml:space="preserve">The clearest proof is not a forecast but a reversal. In April 2026, the neobroker Trade Republic </w:t>
+      </w:r>
+      <w:hyperlink w:history="1" r:id="rIdulqthdfdgqek0xy-dfhfm">
+        <w:r>
+          <w:rPr>
+            <w:rStyle w:val="Hyperlink"/>
+            <w:sz w:val="22"/>
+            <w:szCs w:val="22"/>
+          </w:rPr>
+          <w:t xml:space="preserve">scrapped its customer-service chatbots and hired more than 1,000 human agents</w:t>
+        </w:r>
+      </w:hyperlink>
+      <w:r>
+        <w:rPr>
+          <w:sz w:val="22"/>
+          <w:szCs w:val="22"/>
+        </w:rPr>
+        <w:t xml:space="preserve">, rolling out in-app phone and live chat around the clock in eight languages, after automation-first support drew complaints over long waits and poor access and grievances to consumer-protection agencies more than doubled in a year. A fintech valued at 12.5 billion euros concluded, in effect, that </w:t>
+      </w:r>
+      <w:hyperlink w:history="1" r:id="rIdasdmbn_whidrmrgos1zni">
+        <w:r>
+          <w:rPr>
+            <w:rStyle w:val="Hyperlink"/>
+            <w:sz w:val="22"/>
+            <w:szCs w:val="22"/>
+          </w:rPr>
+          <w:t xml:space="preserve">AI alone was not the answer</w:t>
+        </w:r>
+      </w:hyperlink>
+      <w:r>
+        <w:rPr>
+          <w:sz w:val="22"/>
+          <w:szCs w:val="22"/>
+        </w:rPr>
+        <w:t xml:space="preserve"> and reinvested in people. Note what it reinvested in: not just humans, but humans in eight languages.</w:t>
       </w:r>
     </w:p>
     <w:p>
@@ -281,7 +327,7 @@
         </w:rPr>
         <w:t xml:space="preserve">If AI collapses the cost of a basic answer to near zero, the value migrates to the things it cannot yet do cheaply and consistently: judgment, trust, and language. That last one is underrated. In 2026, </w:t>
       </w:r>
-      <w:hyperlink w:history="1" r:id="rIdte6zmmcgd5uh_pt-loeck">
+      <w:hyperlink w:history="1" r:id="rIdhto1jzon7ty2kn_yqxyz6">
         <w:r>
           <w:rPr>
             <w:rStyle w:val="Hyperlink"/>
@@ -368,7 +414,24 @@
         </w:rPr>
         <w:t xml:space="preserve"> </w:t>
       </w:r>
-      <w:hyperlink w:history="1" r:id="rIdc23rpdr4j_aw_uj-cap7a">
+      <w:hyperlink w:history="1" r:id="rIdqhcfvxmbuah0dsglpgcm-">
+        <w:r>
+          <w:rPr>
+            <w:rStyle w:val="Hyperlink"/>
+            <w:sz w:val="22"/>
+            <w:szCs w:val="22"/>
+          </w:rPr>
+          <w:t xml:space="preserve">Trade Republic's Customer Service Pivot Shows AI Alone Isn't the Answer</w:t>
+        </w:r>
+      </w:hyperlink>
+      <w:r>
+        <w:rPr>
+          <w:sz w:val="22"/>
+          <w:szCs w:val="22"/>
+        </w:rPr>
+        <w:t xml:space="preserve">, </w:t>
+      </w:r>
+      <w:hyperlink w:history="1" r:id="rIdtp2scmrkrlbio_gxaj-cy">
         <w:r>
           <w:rPr>
             <w:rStyle w:val="Hyperlink"/>
@@ -385,7 +448,7 @@
         </w:rPr>
         <w:t xml:space="preserve">, </w:t>
       </w:r>
-      <w:hyperlink w:history="1" r:id="rId-o63mdbwengwsdih22tgw">
+      <w:hyperlink w:history="1" r:id="rIdtu75ptuh_tqax3qjkofrs">
         <w:r>
           <w:rPr>
             <w:rStyle w:val="Hyperlink"/>
@@ -402,7 +465,7 @@
         </w:rPr>
         <w:t xml:space="preserve">, and </w:t>
       </w:r>
-      <w:hyperlink w:history="1" r:id="rIdpibq9efzcq0twfftmhseh">
+      <w:hyperlink w:history="1" r:id="rIdbksdjexv3xnnmd3nyutt5">
         <w:r>
           <w:rPr>
             <w:rStyle w:val="Hyperlink"/>
@@ -478,7 +541,7 @@
         </w:rPr>
         <w:t xml:space="preserve">Call center giants are being repriced out of existence before AI has finished the job (BPO stock sell-off; $6-12 to sub-$1.50 per interaction): </w:t>
       </w:r>
-      <w:hyperlink w:history="1" r:id="rIdc0peehokvs5cuaksmi6x3">
+      <w:hyperlink w:history="1" r:id="rIdzajn03o8iuknhn7fbqe6d">
         <w:r>
           <w:rPr>
             <w:rStyle w:val="Hyperlink"/>
@@ -505,7 +568,7 @@
         </w:rPr>
         <w:t xml:space="preserve">Global BPO market size and leaders (Teleperformance, Concentrix; $280B+ market): </w:t>
       </w:r>
-      <w:hyperlink w:history="1" r:id="rIdncw5xooo1dl-vhbmdcj4f">
+      <w:hyperlink w:history="1" r:id="rIdamtrmtolrggt0_ij6ghet">
         <w:r>
           <w:rPr>
             <w:rStyle w:val="Hyperlink"/>
@@ -548,7 +611,7 @@
         </w:rPr>
         <w:t xml:space="preserve"> (Aug 31, 2022): </w:t>
       </w:r>
-      <w:hyperlink w:history="1" r:id="rIdefiqbldhpogyi_t7ku4bb">
+      <w:hyperlink w:history="1" r:id="rIdpxqato0a99lckttes8ura">
         <w:r>
           <w:rPr>
             <w:rStyle w:val="Hyperlink"/>
@@ -591,7 +654,7 @@
         </w:rPr>
         <w:t xml:space="preserve"> (Mar 5, 2025): </w:t>
       </w:r>
-      <w:hyperlink w:history="1" r:id="rIdjl1rvyueaczifqb6dq6gu">
+      <w:hyperlink w:history="1" r:id="rIdlrsqdelduoodipke2hlcl">
         <w:r>
           <w:rPr>
             <w:rStyle w:val="Hyperlink"/>
@@ -634,7 +697,7 @@
         </w:rPr>
         <w:t xml:space="preserve"> (Feb 18, 2026): </w:t>
       </w:r>
-      <w:hyperlink w:history="1" r:id="rIdzpe8dt5cx0sumo-v5eshx">
+      <w:hyperlink w:history="1" r:id="rIdeqwwhmpfrt98hqhbhsoso">
         <w:r>
           <w:rPr>
             <w:rStyle w:val="Hyperlink"/>
@@ -677,7 +740,7 @@
         </w:rPr>
         <w:t xml:space="preserve"> (only ~20% cut staff; Feb 3, 2026): </w:t>
       </w:r>
-      <w:hyperlink w:history="1" r:id="rIdwjyuypns_hgpom_yplu3b">
+      <w:hyperlink w:history="1" r:id="rIdawjyqbgjndhput95knvkq">
         <w:r>
           <w:rPr>
             <w:rStyle w:val="Hyperlink"/>
@@ -704,7 +767,7 @@
         </w:rPr>
         <w:t xml:space="preserve">Agentic AI multi-step actions and the "Tandem Care" human-plus-AI model: </w:t>
       </w:r>
-      <w:hyperlink w:history="1" r:id="rIdouwsrdkyk9c6gcehhupxe">
+      <w:hyperlink w:history="1" r:id="rIdm9u94q170qgv7c2mgffal">
         <w:r>
           <w:rPr>
             <w:rStyle w:val="Hyperlink"/>
@@ -729,9 +792,53 @@
           <w:sz w:val="22"/>
           <w:szCs w:val="22"/>
         </w:rPr>
+        <w:t xml:space="preserve">Trade Republic scraps chatbots for 1,000+ human agents, 24/7 in eight languages (Apr 2026): </w:t>
+      </w:r>
+      <w:hyperlink w:history="1" r:id="rIdlps8vkhekuqr0jhlyi4he">
+        <w:r>
+          <w:rPr>
+            <w:rStyle w:val="Hyperlink"/>
+            <w:sz w:val="22"/>
+            <w:szCs w:val="22"/>
+          </w:rPr>
+          <w:t xml:space="preserve">Tech.eu</w:t>
+        </w:r>
+      </w:hyperlink>
+      <w:r>
+        <w:rPr>
+          <w:sz w:val="22"/>
+          <w:szCs w:val="22"/>
+        </w:rPr>
+        <w:t xml:space="preserve"> · TransPerfect analysis: </w:t>
+      </w:r>
+      <w:hyperlink w:history="1" r:id="rIdawvyi3shmprbp1xzv95r4">
+        <w:r>
+          <w:rPr>
+            <w:rStyle w:val="Hyperlink"/>
+            <w:sz w:val="22"/>
+            <w:szCs w:val="22"/>
+          </w:rPr>
+          <w:t xml:space="preserve">Trade Republic's Customer Service Pivot Shows AI Alone Isn't the Answer</w:t>
+        </w:r>
+      </w:hyperlink>
+    </w:p>
+    <w:p>
+      <w:pPr>
+        <w:pStyle w:val="ListParagraph"/>
+        <w:numPr>
+          <w:ilvl w:val="0"/>
+          <w:numId w:val="2"/>
+        </w:numPr>
+        <w:spacing w:after="100" w:line="288"/>
+      </w:pPr>
+      <w:r>
+        <w:rPr>
+          <w:sz w:val="22"/>
+          <w:szCs w:val="22"/>
+        </w:rPr>
         <w:t xml:space="preserve">The multilingual "parity gap" in AI support (accuracy, tone, guardrails, audit trail, language switching): </w:t>
       </w:r>
-      <w:hyperlink w:history="1" r:id="rIdkxxtcuttj32mh8p-j330h">
+      <w:hyperlink w:history="1" r:id="rIdqb2w2tqh1dydlmnpikshe">
         <w:r>
           <w:rPr>
             <w:rStyle w:val="Hyperlink"/>
